--- a/public/samples/resume-cv_007.docx
+++ b/public/samples/resume-cv_007.docx
@@ -3,58 +3,230 @@
 <w:document xmlns:wpc="http://schemas.microsoft.com/office/word/2010/wordprocessingCanvas" xmlns:mo="http://schemas.microsoft.com/office/mac/office/2008/main" xmlns:mc="http://schemas.openxmlformats.org/markup-compatibility/2006" xmlns:mv="urn:schemas-microsoft-com:mac:vml" xmlns:o="urn:schemas-microsoft-com:office:office" xmlns:r="http://schemas.openxmlformats.org/officeDocument/2006/relationships" xmlns:m="http://schemas.openxmlformats.org/officeDocument/2006/math" xmlns:v="urn:schemas-microsoft-com:vml" xmlns:wp14="http://schemas.microsoft.com/office/word/2010/wordprocessingDrawing" xmlns:wp="http://schemas.openxmlformats.org/drawingml/2006/wordprocessingDrawing" xmlns:w10="urn:schemas-microsoft-com:office:word" xmlns:w="http://schemas.openxmlformats.org/wordprocessingml/2006/main" xmlns:w14="http://schemas.microsoft.com/office/word/2010/wordml" xmlns:wpg="http://schemas.microsoft.com/office/word/2010/wordprocessingGroup" xmlns:wpi="http://schemas.microsoft.com/office/word/2010/wordprocessingInk" xmlns:wne="http://schemas.microsoft.com/office/word/2006/wordml" xmlns:wps="http://schemas.microsoft.com/office/word/2010/wordprocessingShape" mc:Ignorable="w14 wp14">
   <w:body>
     <w:p>
+      <w:pPr>
+        <w:spacing w:after="60"/>
+      </w:pPr>
       <w:r>
-        <w:t>姓名：孙博文</w:t>
+        <w:rPr>
+          <w:b/>
+          <w:color w:val="111111"/>
+          <w:sz w:val="48"/>
+        </w:rPr>
+        <w:t>孙博文</w:t>
+      </w:r>
+    </w:p>
+    <w:p>
+      <w:pPr>
+        <w:spacing w:after="240"/>
+      </w:pPr>
+      <w:r>
+        <w:rPr>
+          <w:color w:val="555555"/>
+          <w:sz w:val="20"/>
+        </w:rPr>
+        <w:t>求职意向：AI Agent 初级工程师　｜　1 年经验　｜　期望：12-20K</w:t>
+      </w:r>
+    </w:p>
+    <w:p>
+      <w:pPr>
+        <w:pStyle w:val="Heading1"/>
+      </w:pPr>
+      <w:r>
+        <w:t>个人概况</w:t>
       </w:r>
     </w:p>
     <w:p>
       <w:r>
-        <w:t>求职意向：AI Agent 工程师</w:t>
+        <w:t>计算机本科毕业约 1 年，具备 Python 基础和 LangChain 入门实践。目前工作以配置、Demo 调试和数据整理为主，尚未达到岗位要求的 3 年经验及独立生产交付能力。</w:t>
       </w:r>
     </w:p>
     <w:p>
+      <w:pPr>
+        <w:pStyle w:val="Heading1"/>
+      </w:pPr>
       <w:r>
-        <w:t>教育经历：榕城大学 计算机 本科 2021-2025</w:t>
+        <w:t>工作经历</w:t>
       </w:r>
     </w:p>
     <w:p>
+      <w:pPr>
+        <w:pStyle w:val="Heading2"/>
+      </w:pPr>
       <w:r>
-        <w:t>工作经历：</w:t>
+        <w:t>云帆数字｜AI 应用实习生 / 初级工程师｜2025.07-至今</w:t>
       </w:r>
     </w:p>
     <w:p>
+      <w:pPr>
+        <w:pStyle w:val="ListBullet"/>
+      </w:pPr>
       <w:r>
-        <w:t>云帆数字 | AI 应用实习生/初级工程师 | 2025.07-至今（约 1 年）</w:t>
+        <w:t>在导师指导下维护内部知识问答 Demo，主要负责提示词配置、文档导入和基础问题复现。</w:t>
       </w:r>
     </w:p>
     <w:p>
+      <w:pPr>
+        <w:pStyle w:val="ListBullet"/>
+      </w:pPr>
       <w:r>
-        <w:t>在导师带领下用 Python 和 LangChain 改过内部 Demo。跟做过 Function Calling 实验：调用天气 API。阅读过 Multi-Agent 开源项目 README，未独立上线。Prompt Engineering 主要是把产品给的提示词贴进配置文件。</w:t>
+        <w:t>使用 Python 与 LangChain 调整检索参数和输出格式，完成若干小范围功能验证。</w:t>
       </w:r>
     </w:p>
     <w:p>
+      <w:pPr>
+        <w:pStyle w:val="ListBullet"/>
+      </w:pPr>
       <w:r>
-        <w:t>校园项目：毕业设计「基于 LangChain 的课程问答」，无工具执行。</w:t>
+        <w:t>跟做天气 API 的 Function Calling 实验，能够描述工具 Schema，但未参与权限、幂等与失败补偿设计。</w:t>
       </w:r>
     </w:p>
     <w:p>
+      <w:pPr>
+        <w:pStyle w:val="ListBullet"/>
+      </w:pPr>
       <w:r>
-        <w:t>技能：Python、LangChain、Function Calling、Multi-Agent、Prompt Engineering</w:t>
+        <w:t>整理人工评测表和错误样本，每周输出准确率统计与典型问题清单。</w:t>
       </w:r>
     </w:p>
     <w:p>
+      <w:pPr>
+        <w:pStyle w:val="ListBullet"/>
+      </w:pPr>
       <w:r>
-        <w:t>学历达标且关键字齐全，但从业年限约 1 年，不满足 3 年硬门槛。实习周报显示工作以改配置和跑通 notebook 为主。</w:t>
+        <w:t>阅读 Multi-Agent 开源项目并完成本地运行，尚未独立开发或上线复杂协作流程。</w:t>
+      </w:r>
+    </w:p>
+    <w:p>
+      <w:pPr>
+        <w:pStyle w:val="Heading1"/>
+      </w:pPr>
+      <w:r>
+        <w:t>项目经历</w:t>
+      </w:r>
+    </w:p>
+    <w:p>
+      <w:pPr>
+        <w:pStyle w:val="Heading2"/>
+      </w:pPr>
+      <w:r>
+        <w:t>基于 LangChain 的课程问答系统｜毕业设计</w:t>
+      </w:r>
+    </w:p>
+    <w:p>
+      <w:pPr>
+        <w:pStyle w:val="ListBullet"/>
+      </w:pPr>
+      <w:r>
+        <w:t>完成课程资料切分、向量检索和答案引用展示，支持约 2000 页教学资料。</w:t>
+      </w:r>
+    </w:p>
+    <w:p>
+      <w:pPr>
+        <w:pStyle w:val="ListBullet"/>
+      </w:pPr>
+      <w:r>
+        <w:t>使用 80 条手工问题做基础测试，未包含外部工具执行和生产部署。</w:t>
+      </w:r>
+    </w:p>
+    <w:p>
+      <w:pPr>
+        <w:pStyle w:val="Heading2"/>
+      </w:pPr>
+      <w:r>
+        <w:t>天气查询 Agent｜学习项目</w:t>
+      </w:r>
+    </w:p>
+    <w:p>
+      <w:pPr>
+        <w:pStyle w:val="ListBullet"/>
+      </w:pPr>
+      <w:r>
+        <w:t>调用公开天气 API 并返回结构化结果，主要用于学习 Function Calling 的参数定义。</w:t>
+      </w:r>
+    </w:p>
+    <w:p>
+      <w:pPr>
+        <w:pStyle w:val="Heading1"/>
+      </w:pPr>
+      <w:r>
+        <w:t>专业技能</w:t>
+      </w:r>
+    </w:p>
+    <w:p>
+      <w:pPr>
+        <w:pStyle w:val="ListBullet"/>
+      </w:pPr>
+      <w:r>
+        <w:t>基础：Python、Git、SQL、REST API、Linux 常用命令</w:t>
+      </w:r>
+    </w:p>
+    <w:p>
+      <w:pPr>
+        <w:pStyle w:val="ListBullet"/>
+      </w:pPr>
+      <w:r>
+        <w:t>入门实践：LangChain、RAG、Prompt Engineering、Function Calling</w:t>
+      </w:r>
+    </w:p>
+    <w:p>
+      <w:pPr>
+        <w:pStyle w:val="ListBullet"/>
+      </w:pPr>
+      <w:r>
+        <w:t>了解：Multi-Agent、FastAPI、Docker</w:t>
+      </w:r>
+    </w:p>
+    <w:p>
+      <w:pPr>
+        <w:pStyle w:val="ListBullet"/>
+      </w:pPr>
+      <w:r>
+        <w:t>当前短板：从业年限、独立系统设计、生产上线与故障处理经验</w:t>
+      </w:r>
+    </w:p>
+    <w:p>
+      <w:pPr>
+        <w:pStyle w:val="Heading1"/>
+      </w:pPr>
+      <w:r>
+        <w:t>教育经历</w:t>
+      </w:r>
+    </w:p>
+    <w:p>
+      <w:pPr>
+        <w:pStyle w:val="ListBullet"/>
+      </w:pPr>
+      <w:r>
+        <w:t>榕城大学｜计算机科学与技术｜本科｜2021.09-2025.06</w:t>
       </w:r>
     </w:p>
     <w:sectPr>
+      <w:footerReference w:type="default" r:id="rId9"/>
       <w:pgSz w:w="12240" w:h="15840"/>
-      <w:pgMar w:top="1440" w:right="1800" w:bottom="1440" w:left="1800" w:header="720" w:footer="720" w:gutter="0"/>
+      <w:pgMar w:top="1440" w:right="1440" w:bottom="1440" w:left="1440" w:header="708" w:footer="708" w:gutter="0"/>
       <w:cols w:space="720"/>
       <w:docGrid w:linePitch="360"/>
     </w:sectPr>
   </w:body>
 </w:document>
+</file>
+
+<file path=word/footer1.xml><?xml version="1.0" encoding="utf-8"?>
+<w:ftr xmlns:m="http://schemas.openxmlformats.org/officeDocument/2006/math" xmlns:mc="http://schemas.openxmlformats.org/markup-compatibility/2006" xmlns:mo="http://schemas.microsoft.com/office/mac/office/2008/main" xmlns:mv="urn:schemas-microsoft-com:mac:vml" xmlns:o="urn:schemas-microsoft-com:office:office" xmlns:r="http://schemas.openxmlformats.org/officeDocument/2006/relationships" xmlns:v="urn:schemas-microsoft-com:vml" xmlns:w10="urn:schemas-microsoft-com:office:word" xmlns:w14="http://schemas.microsoft.com/office/word/2010/wordml" xmlns:w="http://schemas.openxmlformats.org/wordprocessingml/2006/main" xmlns:wne="http://schemas.microsoft.com/office/word/2006/wordml" xmlns:wp14="http://schemas.microsoft.com/office/word/2010/wordprocessingDrawing" xmlns:wp="http://schemas.openxmlformats.org/drawingml/2006/wordprocessingDrawing" xmlns:wpc="http://schemas.microsoft.com/office/word/2010/wordprocessingCanvas" xmlns:wpg="http://schemas.microsoft.com/office/word/2010/wordprocessingGroup" xmlns:wpi="http://schemas.microsoft.com/office/word/2010/wordprocessingInk" xmlns:wps="http://schemas.microsoft.com/office/word/2010/wordprocessingShape" mc:Ignorable="w14 wp14">
+  <w:p>
+    <w:pPr>
+      <w:pStyle w:val="Footer"/>
+      <w:jc w:val="center"/>
+    </w:pPr>
+    <w:r>
+      <w:rPr>
+        <w:color w:val="7D7D7D"/>
+        <w:sz w:val="18"/>
+      </w:rPr>
+      <w:t>简历中台公开演示样例 · 人物、组织与数据均为虚构</w:t>
+    </w:r>
+  </w:p>
+</w:ftr>
 </file>
 
 <file path=word/numbering.xml><?xml version="1.0" encoding="utf-8"?>
@@ -420,6 +592,12 @@
     <w:name w:val="Normal"/>
     <w:qFormat/>
     <w:rsid w:val="00FC693F"/>
+    <w:pPr>
+      <w:spacing w:after="120" w:line="300" w:lineRule="auto"/>
+    </w:pPr>
+    <w:rPr>
+      <w:sz w:val="22"/>
+    </w:rPr>
   </w:style>
   <w:style w:type="paragraph" w:styleId="Header">
     <w:name w:val="header"/>
@@ -476,15 +654,15 @@
     <w:pPr>
       <w:keepNext/>
       <w:keepLines/>
-      <w:spacing w:before="480" w:after="0"/>
+      <w:spacing w:before="360" w:after="200"/>
       <w:outlineLvl w:val="0"/>
     </w:pPr>
     <w:rPr>
       <w:rFonts w:asciiTheme="majorHAnsi" w:eastAsiaTheme="majorEastAsia" w:hAnsiTheme="majorHAnsi" w:cstheme="majorBidi"/>
       <w:b/>
       <w:bCs/>
-      <w:color w:val="365F91" w:themeColor="accent1" w:themeShade="BF"/>
-      <w:sz w:val="28"/>
+      <w:color w:val="2E74B5"/>
+      <w:sz w:val="32"/>
       <w:szCs w:val="28"/>
     </w:rPr>
   </w:style>
@@ -500,14 +678,14 @@
     <w:pPr>
       <w:keepNext/>
       <w:keepLines/>
-      <w:spacing w:before="200" w:after="0"/>
+      <w:spacing w:before="280" w:after="140"/>
       <w:outlineLvl w:val="1"/>
     </w:pPr>
     <w:rPr>
       <w:rFonts w:asciiTheme="majorHAnsi" w:eastAsiaTheme="majorEastAsia" w:hAnsiTheme="majorHAnsi" w:cstheme="majorBidi"/>
       <w:b/>
       <w:bCs/>
-      <w:color w:val="4F81BD" w:themeColor="accent1"/>
+      <w:color w:val="2E74B5"/>
       <w:sz w:val="26"/>
       <w:szCs w:val="26"/>
     </w:rPr>
@@ -524,14 +702,15 @@
     <w:pPr>
       <w:keepNext/>
       <w:keepLines/>
-      <w:spacing w:before="200" w:after="0"/>
+      <w:spacing w:before="200" w:after="100"/>
       <w:outlineLvl w:val="2"/>
     </w:pPr>
     <w:rPr>
       <w:rFonts w:asciiTheme="majorHAnsi" w:eastAsiaTheme="majorEastAsia" w:hAnsiTheme="majorHAnsi" w:cstheme="majorBidi"/>
       <w:b/>
       <w:bCs/>
-      <w:color w:val="4F81BD" w:themeColor="accent1"/>
+      <w:color w:val="1F4D78"/>
+      <w:sz w:val="24"/>
     </w:rPr>
   </w:style>
   <w:style w:type="paragraph" w:styleId="Heading4">
@@ -947,8 +1126,13 @@
       <w:numPr>
         <w:numId w:val="1"/>
       </w:numPr>
+      <w:spacing w:after="80" w:line="300" w:lineRule="auto"/>
+      <w:ind w:left="540" w:hanging="271"/>
       <w:contextualSpacing/>
     </w:pPr>
+    <w:rPr>
+      <w:sz w:val="22"/>
+    </w:rPr>
   </w:style>
   <w:style w:type="paragraph" w:styleId="ListBullet2">
     <w:name w:val="List Bullet 2"/>

--- a/public/samples/resume-cv_007.docx
+++ b/public/samples/resume-cv_007.docx
@@ -197,7 +197,7 @@
         <w:pStyle w:val="ListBullet"/>
       </w:pPr>
       <w:r>
-        <w:t>榕城大学｜计算机科学与技术｜本科｜2021.09-2025.06</w:t>
+        <w:t>榕城大学｜计算机科学与技术｜本科</w:t>
       </w:r>
     </w:p>
     <w:sectPr>
